--- a/rag/基础场景设定.docx
+++ b/rag/基础场景设定.docx
@@ -6430,6 +6430,276 @@
     <w:p>
       <w:r>
         <w:t>3. **挑战任务**：提供五阶魔核成功镶嵌 → 奖励：铁战传授"赤焰锻造术"</w:t>
+      </w:r>
+    </w:p>
+    <w:p>
+      <w:r>
+        <w:t>==================================================</w:t>
+      </w:r>
+    </w:p>
+    <w:p>
+      <w:r>
+        <w:t>修炼室</w:t>
+      </w:r>
+    </w:p>
+    <w:p>
+      <w:r>
+        <w:t>斗气大陆·修炼室 场景设定（地图 loc_type: cultivation，城市内部功能区域，不取 district）</w:t>
+      </w:r>
+    </w:p>
+    <w:p>
+      <w:r>
+        <w:t>## 一、场景概述</w:t>
+      </w:r>
+    </w:p>
+    <w:p>
+      <w:r>
+        <w:t>### 1.1 功能定位</w:t>
+      </w:r>
+    </w:p>
+    <w:p>
+      <w:r>
+        <w:t>- 城内付费修炼场所，玩家消耗金币换取更高的斗气浓郁度，加速修炼</w:t>
+      </w:r>
+    </w:p>
+    <w:p>
+      <w:r>
+        <w:t>- 按档位提供不同倍率的基础斗气：一阶×1、二阶×2、三阶×4（基础斗气浓郁度 150）</w:t>
+      </w:r>
+    </w:p>
+    <w:p>
+      <w:r>
+        <w:t>- 可修炼三类内容：斗气修为(玩家突破修为)、功法修为、斗技修为</w:t>
+      </w:r>
+    </w:p>
+    <w:p>
+      <w:r>
+        <w:t>- 按"轮次"自动结算：每轮扣金币并按公式增长修为（base × factor × growth / 100，含 10% 暴击×3、宝物修炼效率加成）</w:t>
+      </w:r>
+    </w:p>
+    <w:p>
+      <w:r>
+        <w:t>### 1.2 档位</w:t>
+      </w:r>
+    </w:p>
+    <w:p>
+      <w:r>
+        <w:t>- 一阶修炼室：斗气浓郁度 150，每轮 200 金币</w:t>
+      </w:r>
+    </w:p>
+    <w:p>
+      <w:r>
+        <w:t>- 二阶修炼室：斗气浓郁度 300，每轮 400 金币</w:t>
+      </w:r>
+    </w:p>
+    <w:p>
+      <w:r>
+        <w:t>- 三阶修炼室：斗气浓郁度 600，每轮 800 金币</w:t>
+      </w:r>
+    </w:p>
+    <w:p>
+      <w:r>
+        <w:t>### 1.3 建筑布局</w:t>
+      </w:r>
+    </w:p>
+    <w:p>
+      <w:r>
+        <w:t>- 接待区：修炼室管理员（执事）办理入场、选档位、选修炼内容</w:t>
+      </w:r>
+    </w:p>
+    <w:p>
+      <w:r>
+        <w:t>- 修炼区：独立静室按档位排列，室内布置聚气阵，隔绝外界干扰</w:t>
+      </w:r>
+    </w:p>
+    <w:p>
+      <w:r>
+        <w:t>## 二、修炼内容</w:t>
+      </w:r>
+    </w:p>
+    <w:p>
+      <w:r>
+        <w:t>### 2.1 修炼斗气(qi)</w:t>
+      </w:r>
+    </w:p>
+    <w:p>
+      <w:r>
+        <w:t>- 增长玩家突破修为(cultivation)，达到上限可突破等级</w:t>
+      </w:r>
+    </w:p>
+    <w:p>
+      <w:r>
+        <w:t>### 2.2 修炼功法(technique)</w:t>
+      </w:r>
+    </w:p>
+    <w:p>
+      <w:r>
+        <w:t>- 增长已习得功法的修为，满后通过突破小游戏提升功法等级</w:t>
+      </w:r>
+    </w:p>
+    <w:p>
+      <w:r>
+        <w:t>### 2.3 修炼斗技(skill)</w:t>
+      </w:r>
+    </w:p>
+    <w:p>
+      <w:r>
+        <w:t>- 增长已习得斗技的修为，满后【自动突破】提升斗技等级（无需手动操作）</w:t>
+      </w:r>
+    </w:p>
+    <w:p>
+      <w:r>
+        <w:t>## 三、NPC</w:t>
+      </w:r>
+    </w:p>
+    <w:p>
+      <w:r>
+        <w:t>### 修炼室管理员（执事）</w:t>
+      </w:r>
+    </w:p>
+    <w:p>
+      <w:r>
+        <w:t>- 职能：修炼室管理（npc_role: 修炼室管理员）</w:t>
+      </w:r>
+    </w:p>
+    <w:p>
+      <w:r>
+        <w:t>- 提供进入修炼室的快捷对话（dialog_event: cultivationRoom）</w:t>
+      </w:r>
+    </w:p>
+    <w:p>
+      <w:r>
+        <w:t>- 性格：稳重干练，按规矩办事，对金币账目一丝不苟</w:t>
+      </w:r>
+    </w:p>
+    <w:p>
+      <w:r>
+        <w:t>==================================================</w:t>
+      </w:r>
+    </w:p>
+    <w:p>
+      <w:r>
+        <w:t>冶炼坊</w:t>
+      </w:r>
+    </w:p>
+    <w:p>
+      <w:r>
+        <w:t>斗气大陆·冶炼坊 场景设定（地图 loc_type: forging，城市内部功能区域，不取 district）</w:t>
+      </w:r>
+    </w:p>
+    <w:p>
+      <w:r>
+        <w:t>## 一、场景概述</w:t>
+      </w:r>
+    </w:p>
+    <w:p>
+      <w:r>
+        <w:t>### 1.1 功能定位</w:t>
+      </w:r>
+    </w:p>
+    <w:p>
+      <w:r>
+        <w:t>- 城内锻造场所，由锻造师经营，以地火熔炉与玄铁砧为核心</w:t>
+      </w:r>
+    </w:p>
+    <w:p>
+      <w:r>
+        <w:t>- 提供"材料收集"类锻造委托：玩家击杀魔兽收集其专属材料，交付后获得锻造宝物奖励</w:t>
+      </w:r>
+    </w:p>
+    <w:p>
+      <w:r>
+        <w:t>- 后续可扩展：装备强化、材料熔炼、特殊武器锻造</w:t>
+      </w:r>
+    </w:p>
+    <w:p>
+      <w:r>
+        <w:t>### 1.2 建筑布局</w:t>
+      </w:r>
+    </w:p>
+    <w:p>
+      <w:r>
+        <w:t>- 冶炼区：地火熔炉、玄铁砧、淬火水槽，炉火常年不熄</w:t>
+      </w:r>
+    </w:p>
+    <w:p>
+      <w:r>
+        <w:t>- 交付柜台：锻造师接待、委托发布与材料交付</w:t>
+      </w:r>
+    </w:p>
+    <w:p>
+      <w:r>
+        <w:t>- 成品架：陈列锻造出的兵器与宝物</w:t>
+      </w:r>
+    </w:p>
+    <w:p>
+      <w:r>
+        <w:t>## 二、锻造委托</w:t>
+      </w:r>
+    </w:p>
+    <w:p>
+      <w:r>
+        <w:t>### 2.1 委托流程</w:t>
+      </w:r>
+    </w:p>
+    <w:p>
+      <w:r>
+        <w:t>1. 锻造师主动搭话委托（玩家首次进入冶炼坊触发）或玩家主动接洽</w:t>
+      </w:r>
+    </w:p>
+    <w:p>
+      <w:r>
+        <w:t>2. 接受委托 → 系统在当前帝国下属野外选定一种魔兽，要求击杀收集其"专属(type=专属)"掉落材料</w:t>
+      </w:r>
+    </w:p>
+    <w:p>
+      <w:r>
+        <w:t>3. 击杀该魔兽累积进度（击杀数即材料份数）</w:t>
+      </w:r>
+    </w:p>
+    <w:p>
+      <w:r>
+        <w:t>4. 返回冶炼坊向锻造师交付 → 获得锻造宝物奖励</w:t>
+      </w:r>
+    </w:p>
+    <w:p>
+      <w:r>
+        <w:t>### 2.2 奖励</w:t>
+      </w:r>
+    </w:p>
+    <w:p>
+      <w:r>
+        <w:t>- 以宝物(treasure)为主，如附带力量/体质加成的武器、饰品（例：黑铁剑，力量+10）</w:t>
+      </w:r>
+    </w:p>
+    <w:p>
+      <w:r>
+        <w:t>## 三、NPC</w:t>
+      </w:r>
+    </w:p>
+    <w:p>
+      <w:r>
+        <w:t>### 锻造师（npc_role: 锻造师）</w:t>
+      </w:r>
+    </w:p>
+    <w:p>
+      <w:r>
+        <w:t>- 职能：发布锻造委托、接收材料交付、发放宝物奖励</w:t>
+      </w:r>
+    </w:p>
+    <w:p>
+      <w:r>
+        <w:t>- 提供"交付锻造材料"快捷对话（dialog_event: completeTask）；玩家与其对话时会自动检测并交付已达标的委托</w:t>
+      </w:r>
+    </w:p>
+    <w:p>
+      <w:r>
+        <w:t>- 性格：沉稳专业，常驻炉前，对材料品质要求极高</w:t>
+      </w:r>
+    </w:p>
+    <w:p>
+      <w:r>
+        <w:t>- 命名风格：姓氏 + 师傅/大叔/大师（如聂师傅、欧师傅）</w:t>
       </w:r>
     </w:p>
     <w:sectPr>
